--- a/09_Refaksi_mafhumu_qavsi_refaksi_Kursi.docx
+++ b/09_Refaksi_mafhumu_qavsi_refaksi_Kursi.docx
@@ -15,7 +15,7 @@
           <w:i w:val="0"/>
           <w:sz w:val="26"/>
         </w:rPr>
-        <w:t>МУНДАРИҶАИ ҶУМҲУРИИ ТОҶИКИСТОН</w:t>
+        <w:t>ВАЗОРАТИ МАОРИФ ВА ИЛМИ ҶУМҲУРИИ ТОҶИКИСТОН</w:t>
       </w:r>
     </w:p>
     <w:p>
